--- a/example_articles/countries/Multiple/1.countries_Multiple_New_York_Times.docx
+++ b/example_articles/countries/Multiple/1.countries_Multiple_New_York_Times.docx
@@ -27,17 +27,17 @@
     </w:p>
     <w:p>
       <w:r>
-        <w:t>Source File: NYT/49.DOCX</w:t>
+        <w:t>Source file: NYT/49.DOCX</w:t>
       </w:r>
     </w:p>
     <w:p>
       <w:r>
-        <w:t>Raw locations result: ['England', 'Wales', 'Italy', 'Sardinia']</w:t>
+        <w:t>Raw locations result, 'locations': ['England', 'Wales', 'Italy', 'Sardinia']</w:t>
       </w:r>
     </w:p>
     <w:p>
       <w:r>
-        <w:t>countries_stand_flat (Standardized): Multiple</w:t>
+        <w:t>Standardized locations result, 'countries_stand_flat': Multiple</w:t>
       </w:r>
     </w:p>
     <w:p>

--- a/example_articles/countries/Multiple/1.countries_Multiple_New_York_Times.docx
+++ b/example_articles/countries/Multiple/1.countries_Multiple_New_York_Times.docx
@@ -7,7 +7,9 @@
         <w:pStyle w:val="Heading1"/>
       </w:pPr>
       <w:r>
-        <w:t>Survival of the Loudest</w:t>
+        <w:t>Critic's Notebook;</w:t>
+        <w:br/>
+        <w:t>When the Inside of the Outside Proves Empty</w:t>
       </w:r>
     </w:p>
     <w:p>
@@ -17,22 +19,22 @@
     </w:p>
     <w:p>
       <w:r>
-        <w:t>Date: 1992-07-12</w:t>
+        <w:t>Date: 1990-10-10</w:t>
       </w:r>
     </w:p>
     <w:p>
       <w:r>
-        <w:t>Section: Section 4;; Section 4; Page 21; Column 2; Editorial Desk; Column 2;; Op-Ed</w:t>
+        <w:t>Section: Section C; Page 15, Column 1; Cultural Desk; Review</w:t>
       </w:r>
     </w:p>
     <w:p>
       <w:r>
-        <w:t>Source file: NYT/49.DOCX</w:t>
+        <w:t>Source file: NYT/52.DOCX</w:t>
       </w:r>
     </w:p>
     <w:p>
       <w:r>
-        <w:t>Raw locations result, 'locations': ['England', 'Wales', 'Italy', 'Sardinia']</w:t>
+        <w:t>Raw locations result, 'locations': ['Finland', 'London (United Kingdom)']</w:t>
       </w:r>
     </w:p>
     <w:p>
@@ -49,51 +51,61 @@
     </w:p>
     <w:p>
       <w:r>
-        <w:t>Politically, the lesson of the Presidential campaign so far is that anger trumps.</w:t>
+        <w:t>Something is very wrong when a film's style can be peeled whole from the story, like the rind of a Sunkist orange, leaving the story more or less undamaged or, at least, what it would have been like without the fancy packaging.</w:t>
         <w:br/>
-        <w:t>The candidates who have done better than expected have been best at striking an indignant-outsider pose: Pat Buchanan, Paul Tsongas, Jerry Brown and, finally and most dramatically, Ross Perot. Even the Bush-Quayle ticket is trying to appear as fed up with Washington as it plausibly can.</w:t>
+        <w:t>As much as anything else, the just-concluded 28th New York Film Festival was about style, about the way a film looks and sounds in relation to what it's all about.</w:t>
         <w:br/>
-        <w:t>It's possible to tease out of these campaigns a political story line that can be used (with variations) all the way across the ideological spectrum. It goes like this:</w:t>
+        <w:t>It's no accident that style appears to have been the single most arresting feature at this year's festival. When the banality of a movie disengages the spectator's interest, when commitment to the film slips gears, attention turns to subsidiary concerns, including style as an end in itself.</w:t>
         <w:br/>
-        <w:t>1. The country is in crisis. Never mind the political science bromides that during peacetime and rocky-but-not-disastrous economic conditions people want continuity rather than change. So far, voters are responding to a picture of the nation as perched on the brink of real disaster.</w:t>
+        <w:t>Jean-Luc Godard has earned his place in any New York Film Festival but, in the case of his latest jape, ''Nouvelle Vague,'' there was no orange within. The rind was the movie. Mr. Godard has never made conventional narrative films but, until the last few years, they were usually about something.</w:t>
         <w:br/>
-        <w:t>2. The crisis is the fault of a small, cosseted, evil group. The group might be Congress or welfare mothers or lobbyists for Japanese companies or cultural liberals or political-action committees. Any news story that seems to confirm this suspicion (like the House bank scandal) engenders a tremendous public response and sends politicians and the media scurrying to demonstrate that they, too, are reacting with fascination and horror.</w:t>
+        <w:t>In the decades since he made ''Breathless'' in 1959, Mr. Godard has been the cinema's brashest, most tireless innovator. As he was successively inspired by his passion for films, his social concerns, his interest in the power of words and his left-wing politics, he evolved a new film language and found unexpected meanings in old phrases.</w:t>
         <w:br/>
-        <w:t>3. The people hurt worst are members of the great middle class -- "the forgotten middle class," as Bill Clinton calls it.</w:t>
+        <w:t>Among other things, he gave us the jump-cut, the monologue spoken directly to the camera and the so-called billboard, in which necessary information is bluntly presented to the audience as an inter-title to be read.</w:t>
         <w:br/>
-        <w:t>4. The way to resolve the crisis is through a dramatic change in leadership (in the Bush campaign's version, a change in Congressional leadership). New, good leaders will send the evil group packing and bring back good times for the middle class.</w:t>
+        <w:t>Yet these techniques were never just ornamental. Their use was dictated by the nature of the particular film. The sad thing about ''Nouvelle Vague,'' which takes some perfunctory swipes at Big Business, 1980's-style, is that it's mostly a replay of stylistic tricks from an earlier time. It seems that Mr. Godard is no longer passionate about anything, except making movies.</w:t>
         <w:br/>
-        <w:t>The story line owes a lot to our populist tradition, but there are differences. Classic populism flourishes during depressions, not recessions, and its constituency is people in desperate economic trouble and cut off from the mainstream of national life.</w:t>
+        <w:t>The essential weightlessness of some of the festival's more highly touted films might not have been so apparent if the festival had not also included the work of three exceptionally talented new film makers: Aki Kaurismaki of Finland, Jane Campion of New Zealand and Idrissa Ouedraogo of Burkina Faso, each a cinema ''natural'' in that the narrative concerns of each automatically set the look of his or her film as well as its voice. There is no way that the discreetly graceful camera movements and the modest manners of the actors might be separated from the narrative of Mr. Ouedraogo's ''Tilai.'' Much like the flat, parched African landscape, the style perfectly reflects (and makes reasonable) the inevitability of the tale, which is about a stubborn man who, in full awareness of the consquences, breaks tribal law.</w:t>
         <w:br/>
-        <w:t>Traditional populist rhetoric appeals to "the little people" and "poor folks." But contemporary Presidential candidates who are true populists, like Tom Harkin and Jesse Jackson, haven't done well. What we have now is the triumph of middle class populism -- a creed that appeals to voters who would be offended if a politician told them they were the little people.</w:t>
+        <w:t>As he is seen in the film's evocative opening frames, he rides to his doom with his head up, sitting on the haunches of a donkey, going slowly, which is as fast as he can.</w:t>
         <w:br/>
-        <w:t>Middle class populism has been a wonderful strategy for winning elections. It brought the Republicans out of the ashes after 1964, it could revive the Democrats this year and it lies at the heart of the Perot campaign. But its apotheosis will almost surely not be the prelude to a golden age of governance. Middle class populism fosters a fantasy of oppression that has little to do with the state of the country.</w:t>
+        <w:t>Miss Campion's ''Angel at My Table'' is not in the same league with her wonderfully oddball ''Sweetie,'' which was based on her own story. ''Angel at My Table'' is in the service of someone else. It's a three-part television mini-series, adapted from three autobiographical novels by New Zealand's best-known novelist, Janet Frame.</w:t>
         <w:br/>
-        <w:t>The U.S. isn't really in a wholesale crisis. There isn't really an evil group responsible for our problems. The people who are hurting worst and who need the most help are the poor and the working class, not the middle class. And a change in leadership won't make much difference because our leaders are already following the will of the people (especially the middle class) with fantastic devotion. You'd never know from the campaign that only two months ago the worst domestic disturbance in a generation, and the most obvious sign of trouble in the U.S. in 1992, took place in Los Angeles. As far as national politics is concerned, if it didn't involve the middle class, it didn't happen.</w:t>
+        <w:t>The movie is long (158 minutes) and comparatively loose but, as she did in ''Sweetie,'' Miss Campion manages to capture the contradictory, inhibiting emotions of someone who is almost too sensitive for her own survival.</w:t>
         <w:br/>
-        <w:t>The natural impulse is to attribute 1992's populism to current conditions -- mainly the recession. But this explanation is too narrow. Anger has been at or near the center of Presidential politics for almost a quarter century. In large part it is the result of longer-term issues than the current state of the economy.</w:t>
+        <w:t>She does this not through identification with the central character, or by scare tactics, though the film does have a few hair-raising scenes set in a mental hospital. Instead, through the idiosyncratic use of image and sound, she makes viewers aware of a world that is, in fact, brighter, darker and more vividly intimidating than the one most of us know. With the festival's presentations of Mr. Kaurismaki's ''The Match Factory Girl'' and ''I Hired a Contract Killer,'' it is now clear that the young Finnish film maker is a talent of international importance. It is not easy to describe the peculiar pleasures of his films, which are, on the surface, so plain and matter of fact.</w:t>
         <w:br/>
-        <w:t>In 1968, Kevin Phillips, a young Nixon aide and author of "The Emerging Republican Majority," correctly predicted that playing on middle class voters' resentment of the cultural elite could help win a Presidential election. Vice President Dan Quayle's recent maneuverings have been right out of the Phillips playbook. Meanwhile, Mr. Phillips has been saying that the way to run for President now is to play on middle class voters' resentment of the economic elite. This year, several Democratic campaigns have taken this advice.</w:t>
+        <w:t>Like the American studio films of the 1930's and 1940's, they are short. ''The Match Factory Girl'' runs 70 minutes and ''I Hired a Contract Killer'' 80 minutes. They also are incredibily efficient.</w:t>
         <w:br/>
-        <w:t>In 1972, Pat Caddell helped construct an outsider campaign for George McGovern, whose themes were similar to the outsider campaigns he later created for Gary Hart and Jerry Brown. Hamilton Jordan, architect of Jimmy Carter's run against the Washington establishment in 1976, is now one of Ross Perot's campaign managers. And Ronald Reagan, the dominant American politician of the last 25 years, was the most adept outsider candidate of all.</w:t>
+        <w:t>It isn't only because he makes spare use of dialogue - the people in his films aren't articulate and don't talk much anyway. Rather, it's because the films share the comparatively narrow focus of his characters. They do what they have to do and move on. No introspection here, and no subsidiary plots. Speed is not of the essence. It is the result.</w:t>
         <w:br/>
-        <w:t>Why are people so upset? Part of it is that the social order established at the end of World War II has, during one of the more stable periods in American history, become creaky and arteriosclerotic. The political and economic system is less flexible, less able to respond to changing conditions than it was a generation ago.</w:t>
+        <w:t>The films aren't pretty, being set mostly in gritty, hopeless-looking working-class milieus, though they are often beautiful in the way of Edward Hopper: flat colors, a cold sun, long shadows, a sky that looks dull even when a brilliant blue.</w:t>
         <w:br/>
-        <w:t>An even more important source of anger is the great shift in the postwar economy. In the 1950's and 1960's, indices like median family income, productivity and average weekly wages grew rapidly. In the early 1970's, however, with the OPEC oil embargo, growth leveled off abruptly.</w:t>
+        <w:t>There is nothing that could be called scenery in his films, only spaces that are sometimes examined by the camera before a character arrives or after he has left. The movies display few emotions except the dead-panned curiosity of a coroner. More important, though, they are funny. ''The Match Factory Girl'' is the surprisingly buoyant tale of a passive, lonely young woman at that point in her life when she finally turns on her oppressors. They are her slobbish mother, her stepfather and the man who, during a one-night stand, makes her pregnant. In reply to her tempered letter to the man, the gist of which is a ridiculously hopeful ''I thought you would like to know,'' she receives a one-line note: ''Get rid of the kid.''</w:t>
         <w:br/>
-        <w:t>Because of the time lag between economic conditions and people's expectations, it was late in the postwar boom before a prosperity mentality set in -- look at almost any house built in the 1950's and 1960's and you'll see how un-plush those prosperous decades really were.</w:t>
+        <w:t>Rat poison is what she uses to even old scores. It's a part of Mr. Kaurismaki's comic method that when she buys the poison, the expectation is that she's going to kill herself. Not on your life.</w:t>
         <w:br/>
-        <w:t>Expectations still haven't adjusted to the virtual nongrowth of the last 20 years. At the same time, the range and number of citizens demanding a share of the American dream has increased since the boom days, when women and members of racial and ethnic minorities were second-class citizens economically, and quiescent. The result is a sour and fragmented country, whose public discourse is dominated by a cacophony of complaints.</w:t>
+        <w:t>There is no party, no dogma, to save the workers (who are often out of work) in Mr. Kaurismaki's cinema; they have to depend on themselves.</w:t>
         <w:br/>
-        <w:t>In his interviews with the journalist William Greider a decade ago, David Stockman, Ronald Reagan's first budget director, complained that the Government is beholden to "powerful clients with weak claims." Exactly the same point can be made about political rhetoric in our media culture.</w:t>
+        <w:t>''I Hired a Contract Killer,'' set in London, is also about salvation, that of a solitary Frenchman (Jean-Pierre Leaud) who is discharged from his job at ''Her Majesty's Waterworks'' after 15 years of steady, stultifying bookkeeping. When he fails at suicide, he hires a contract killer to do the job, only to fall in love the next day.</w:t>
         <w:br/>
-        <w:t>Unlike the political machines it replaced, the press-polling-advertising nexus that dominates politics is very good at letting a multiplicity of voices be heard, but it is bad at adjudicating among them. Inevitably, the complaints of the middle class -- the largest, most powerful group in the society -- dominate.</w:t>
+        <w:t>Can he call off the contract? Though Mr. Kaurismaki's films are comedies, that's no guarantee that everything comes out all right in the end, at least in any ordinary sense.</w:t>
         <w:br/>
-        <w:t>The politician most responsible for figuring out how to appeal to the frustrations of the middle class was Howard Jarvis, father of Proposition 13 in California. Mr. Jarvis's inspiration was to move political debate from the spending side of government, where it had been for years, to the revenue side. Ronald Reagan quickly picked up on Mr. Jarvis's idea of putting tax cuts at the center of a political agenda.</w:t>
+        <w:t>There's a most invigorating, healthy skepticism at work here, made manifest by a cool visual style and a soundtrack that mixes a lot of rather awful pop music with the occasional blues or jazz classic.</w:t>
         <w:br/>
-        <w:t>But when he became President, Mr. Reagan found that the middle class, which wanted its taxes cut, was also passionate about protecting Government programs that benefited its own members. The interlocking political taboos against tax increases and cuts in entitlements helped create an enormous deficit -- and then, irony of ironies, the deficit became the emblem of a crisis produced by bad leaders who didn't listen to the middle class.</w:t>
+        <w:t>It is this sort of thoroughly integrated style that was missing from so many of the other festival entries. The French ''Dr. Petiot,'' directed by Christian de Chalonge, is about a real-life mass murderer, a man who preyed on Jews in Paris during the Nazi occupation. It is the film's conceit that the doctor is to be equated with such arch-fiends of cinema as Mr. Hyde and Fritz Lang's Doctor Mabuse.</w:t>
         <w:br/>
-        <w:t>The truth is that the deficit was produced by leaders who listened to the middle class only too well. While they were attending to its wants and feeding its sense of grievance, society's worst problems -- the suffering and social chaos in the ghettos, deindustrialization -- went unattended, and they have gotten more and more severe. Villains aren't causing these problems. We are.</w:t>
+        <w:t>The movie makes all sorts of references to these fiend-films. This gives ''Dr. Petiot'' a sort of stylish look without adding anything to one's understanding of mass murderers, the Final Solution (to which references also are made), French society, the occupation, or even to movies.</w:t>
+        <w:br/>
+        <w:t>The fancy style contributes nothing. If anything, it obscures the true horror of the story.</w:t>
+        <w:br/>
+        <w:t>Michael Verhoeven's ''Nasty Girl'' is also based on a true story, that of a young woman in a small Bavarian town who set out to write an essay titled, ''My Home Town in the Third Reich,'' and uncovered a number of skeletons in the closets of the good bourgeoisie.</w:t>
+        <w:br/>
+        <w:t>Possibly because it is a subject that's not entirely new, Mr. Verhoeven attempts to give his film a kind of supercurrency by using the so-called distancing devices associated with the theater of Bertolt Brecht and the films of Hans Jurgen Sylberberg .</w:t>
+        <w:br/>
+        <w:t>He uses these tricks (intended to call attention to the artifice of film) so indiscriminately, though, that they upstage the scandals he means to be so shocking. Take away the ''style,'' tell the story in some sort of straightforward fashion, and ''The Nasty Girl'' wouldn't be anything more or less than what's on the screen now. So much for style. The 28th New York Film Festival will be memorable for one joke that surfaced in the course of the screenings. It's an appropriately brisk, two-line homage to Eric Rohmer. ''What is the French title of 'Metropolitan'?'' ''I don't know. What IS the French title of 'Metropolitan'?''</w:t>
+        <w:br/>
+        <w:t>'' 'Ma Nuit Chez Muffie.' ''</w:t>
         <w:br/>
         <w:br/>
         <w:t>Graphic</w:t>
@@ -101,7 +113,7 @@
         <w:br/>
         <w:t xml:space="preserve"> </w:t>
         <w:br/>
-        <w:t>Drawing</w:t>
+        <w:t>Photo: William Brandt and Kerry Fox in Jane Campion's ''An Angel at My Table,'' one of the presentations of the 28th New York Film Festival. (The Film Society of Lincoln Center)</w:t>
       </w:r>
     </w:p>
     <w:sectPr>

--- a/example_articles/countries/Multiple/1.countries_Multiple_New_York_Times.docx
+++ b/example_articles/countries/Multiple/1.countries_Multiple_New_York_Times.docx
@@ -7,9 +7,7 @@
         <w:pStyle w:val="Heading1"/>
       </w:pPr>
       <w:r>
-        <w:t>Critic's Notebook;</w:t>
-        <w:br/>
-        <w:t>When the Inside of the Outside Proves Empty</w:t>
+        <w:t>How to Write a Love Letter; Tip</w:t>
       </w:r>
     </w:p>
     <w:p>
@@ -19,22 +17,22 @@
     </w:p>
     <w:p>
       <w:r>
-        <w:t>Date: 1990-10-10</w:t>
+        <w:t>Date: 2017-09-01</w:t>
       </w:r>
     </w:p>
     <w:p>
       <w:r>
-        <w:t>Section: Section C; Page 15, Column 1; Cultural Desk; Review</w:t>
+        <w:t>Section: MAGAZINE</w:t>
       </w:r>
     </w:p>
     <w:p>
       <w:r>
-        <w:t>Source file: NYT/52.DOCX</w:t>
+        <w:t>Source file: NYT/16.DOCX</w:t>
       </w:r>
     </w:p>
     <w:p>
       <w:r>
-        <w:t>Raw locations result, 'locations': ['Finland', 'London (United Kingdom)']</w:t>
+        <w:t>Raw locations result, 'locations': ['Italy', 'Canada']</w:t>
       </w:r>
     </w:p>
     <w:p>
@@ -51,69 +49,19 @@
     </w:p>
     <w:p>
       <w:r>
-        <w:t>Something is very wrong when a film's style can be peeled whole from the story, like the rind of a Sunkist orange, leaving the story more or less undamaged or, at least, what it would have been like without the fancy packaging.</w:t>
+        <w:t>''You need a minimum of one hour,'' says Sonia Cancian, an assistant professor of history at Zayed University in Dubai. Find a quiet place away from distractions and spend time just thinking about what you want to communicate. ''A letter has a remarkable way of transpiring feelings, emotions, honesty, sincerity and authenticity,'' says Cancian, who insists on the singular power of a love letter even in the era of more immediate communication methods like video chat or texting.</w:t>
         <w:br/>
-        <w:t>As much as anything else, the just-concluded 28th New York Film Festival was about style, about the way a film looks and sounds in relation to what it's all about.</w:t>
+        <w:t>You don't have to be highly educated, or a natural poet, to write about love; it is enough to be heartfelt (and a bit hyperbolic). If you feel stymied, include shared cultural references to movies, song lyrics or novels. As part of her research, Cancian reviewed roughly 450 missives sent between two young, working-­class Italian lovers between 1946 and 1949, many of them trans-­Atlantic dispatches between Venice and Mont­real that contain snippets of opera libretto.</w:t>
         <w:br/>
-        <w:t>It's no accident that style appears to have been the single most arresting feature at this year's festival. When the banality of a movie disengages the spectator's interest, when commitment to the film slips gears, attention turns to subsidiary concerns, including style as an end in itself.</w:t>
+        <w:t>''Play with the notion of time,'' Cancian says — love letters often describe hours spent together as going quickly and hours spent apart as painfully slow. Writing about celestial bodies like constellations can help create a sense of intimacy, as if by looking skyward you can be drawn closer together by your mutual smallness against the immensity of galaxies.</w:t>
         <w:br/>
-        <w:t>Jean-Luc Godard has earned his place in any New York Film Festival but, in the case of his latest jape, ''Nouvelle Vague,'' there was no orange within. The rind was the movie. Mr. Godard has never made conventional narrative films but, until the last few years, they were usually about something.</w:t>
+        <w:t>But don't get too spacey. ''You have to strike a balance between poetry and descriptions of everyday life,'' Cancian says. Many of the hundreds of migrant letters Cancian has studied read like diaries, chronicling the mundanity of work, meals, weather. Be specific. ''When you're in love with someone, you want to know what world surrounds them,'' Cancian says. A love-­letter author should always write for an audience of one, despite the existence of an academic profession in which reading other people's letters is so important.</w:t>
         <w:br/>
-        <w:t>In the decades since he made ''Breathless'' in 1959, Mr. Godard has been the cinema's brashest, most tireless innovator. As he was successively inspired by his passion for films, his social concerns, his interest in the power of words and his left-wing politics, he evolved a new film language and found unexpected meanings in old phrases.</w:t>
+        <w:t>In the post-­World War II letters Cancian researches, social mores of the time relegated sex and physical intimacy to the subtext. Today you can send erotic letters if you want, but subtlety sometimes proves more potent. ''Being very explicit about sex can take something away,'' she says. ''It leaves less to the imagination.''</w:t>
         <w:br/>
-        <w:t>Among other things, he gave us the jump-cut, the monologue spoken directly to the camera and the so-called billboard, in which necessary information is bluntly presented to the audience as an inter-title to be read.</w:t>
+        <w:t>Sign up for our newsletter to get the best of The New York Times Magazine delivered to your inbox every week.</w:t>
         <w:br/>
-        <w:t>Yet these techniques were never just ornamental. Their use was dictated by the nature of the particular film. The sad thing about ''Nouvelle Vague,'' which takes some perfunctory swipes at Big Business, 1980's-style, is that it's mostly a replay of stylistic tricks from an earlier time. It seems that Mr. Godard is no longer passionate about anything, except making movies.</w:t>
-        <w:br/>
-        <w:t>The essential weightlessness of some of the festival's more highly touted films might not have been so apparent if the festival had not also included the work of three exceptionally talented new film makers: Aki Kaurismaki of Finland, Jane Campion of New Zealand and Idrissa Ouedraogo of Burkina Faso, each a cinema ''natural'' in that the narrative concerns of each automatically set the look of his or her film as well as its voice. There is no way that the discreetly graceful camera movements and the modest manners of the actors might be separated from the narrative of Mr. Ouedraogo's ''Tilai.'' Much like the flat, parched African landscape, the style perfectly reflects (and makes reasonable) the inevitability of the tale, which is about a stubborn man who, in full awareness of the consquences, breaks tribal law.</w:t>
-        <w:br/>
-        <w:t>As he is seen in the film's evocative opening frames, he rides to his doom with his head up, sitting on the haunches of a donkey, going slowly, which is as fast as he can.</w:t>
-        <w:br/>
-        <w:t>Miss Campion's ''Angel at My Table'' is not in the same league with her wonderfully oddball ''Sweetie,'' which was based on her own story. ''Angel at My Table'' is in the service of someone else. It's a three-part television mini-series, adapted from three autobiographical novels by New Zealand's best-known novelist, Janet Frame.</w:t>
-        <w:br/>
-        <w:t>The movie is long (158 minutes) and comparatively loose but, as she did in ''Sweetie,'' Miss Campion manages to capture the contradictory, inhibiting emotions of someone who is almost too sensitive for her own survival.</w:t>
-        <w:br/>
-        <w:t>She does this not through identification with the central character, or by scare tactics, though the film does have a few hair-raising scenes set in a mental hospital. Instead, through the idiosyncratic use of image and sound, she makes viewers aware of a world that is, in fact, brighter, darker and more vividly intimidating than the one most of us know. With the festival's presentations of Mr. Kaurismaki's ''The Match Factory Girl'' and ''I Hired a Contract Killer,'' it is now clear that the young Finnish film maker is a talent of international importance. It is not easy to describe the peculiar pleasures of his films, which are, on the surface, so plain and matter of fact.</w:t>
-        <w:br/>
-        <w:t>Like the American studio films of the 1930's and 1940's, they are short. ''The Match Factory Girl'' runs 70 minutes and ''I Hired a Contract Killer'' 80 minutes. They also are incredibily efficient.</w:t>
-        <w:br/>
-        <w:t>It isn't only because he makes spare use of dialogue - the people in his films aren't articulate and don't talk much anyway. Rather, it's because the films share the comparatively narrow focus of his characters. They do what they have to do and move on. No introspection here, and no subsidiary plots. Speed is not of the essence. It is the result.</w:t>
-        <w:br/>
-        <w:t>The films aren't pretty, being set mostly in gritty, hopeless-looking working-class milieus, though they are often beautiful in the way of Edward Hopper: flat colors, a cold sun, long shadows, a sky that looks dull even when a brilliant blue.</w:t>
-        <w:br/>
-        <w:t>There is nothing that could be called scenery in his films, only spaces that are sometimes examined by the camera before a character arrives or after he has left. The movies display few emotions except the dead-panned curiosity of a coroner. More important, though, they are funny. ''The Match Factory Girl'' is the surprisingly buoyant tale of a passive, lonely young woman at that point in her life when she finally turns on her oppressors. They are her slobbish mother, her stepfather and the man who, during a one-night stand, makes her pregnant. In reply to her tempered letter to the man, the gist of which is a ridiculously hopeful ''I thought you would like to know,'' she receives a one-line note: ''Get rid of the kid.''</w:t>
-        <w:br/>
-        <w:t>Rat poison is what she uses to even old scores. It's a part of Mr. Kaurismaki's comic method that when she buys the poison, the expectation is that she's going to kill herself. Not on your life.</w:t>
-        <w:br/>
-        <w:t>There is no party, no dogma, to save the workers (who are often out of work) in Mr. Kaurismaki's cinema; they have to depend on themselves.</w:t>
-        <w:br/>
-        <w:t>''I Hired a Contract Killer,'' set in London, is also about salvation, that of a solitary Frenchman (Jean-Pierre Leaud) who is discharged from his job at ''Her Majesty's Waterworks'' after 15 years of steady, stultifying bookkeeping. When he fails at suicide, he hires a contract killer to do the job, only to fall in love the next day.</w:t>
-        <w:br/>
-        <w:t>Can he call off the contract? Though Mr. Kaurismaki's films are comedies, that's no guarantee that everything comes out all right in the end, at least in any ordinary sense.</w:t>
-        <w:br/>
-        <w:t>There's a most invigorating, healthy skepticism at work here, made manifest by a cool visual style and a soundtrack that mixes a lot of rather awful pop music with the occasional blues or jazz classic.</w:t>
-        <w:br/>
-        <w:t>It is this sort of thoroughly integrated style that was missing from so many of the other festival entries. The French ''Dr. Petiot,'' directed by Christian de Chalonge, is about a real-life mass murderer, a man who preyed on Jews in Paris during the Nazi occupation. It is the film's conceit that the doctor is to be equated with such arch-fiends of cinema as Mr. Hyde and Fritz Lang's Doctor Mabuse.</w:t>
-        <w:br/>
-        <w:t>The movie makes all sorts of references to these fiend-films. This gives ''Dr. Petiot'' a sort of stylish look without adding anything to one's understanding of mass murderers, the Final Solution (to which references also are made), French society, the occupation, or even to movies.</w:t>
-        <w:br/>
-        <w:t>The fancy style contributes nothing. If anything, it obscures the true horror of the story.</w:t>
-        <w:br/>
-        <w:t>Michael Verhoeven's ''Nasty Girl'' is also based on a true story, that of a young woman in a small Bavarian town who set out to write an essay titled, ''My Home Town in the Third Reich,'' and uncovered a number of skeletons in the closets of the good bourgeoisie.</w:t>
-        <w:br/>
-        <w:t>Possibly because it is a subject that's not entirely new, Mr. Verhoeven attempts to give his film a kind of supercurrency by using the so-called distancing devices associated with the theater of Bertolt Brecht and the films of Hans Jurgen Sylberberg .</w:t>
-        <w:br/>
-        <w:t>He uses these tricks (intended to call attention to the artifice of film) so indiscriminately, though, that they upstage the scandals he means to be so shocking. Take away the ''style,'' tell the story in some sort of straightforward fashion, and ''The Nasty Girl'' wouldn't be anything more or less than what's on the screen now. So much for style. The 28th New York Film Festival will be memorable for one joke that surfaced in the course of the screenings. It's an appropriately brisk, two-line homage to Eric Rohmer. ''What is the French title of 'Metropolitan'?'' ''I don't know. What IS the French title of 'Metropolitan'?''</w:t>
-        <w:br/>
-        <w:t>'' 'Ma Nuit Chez Muffie.' ''</w:t>
-        <w:br/>
-        <w:br/>
-        <w:t>Graphic</w:t>
-        <w:br/>
-        <w:br/>
-        <w:t xml:space="preserve"> </w:t>
-        <w:br/>
-        <w:t>Photo: William Brandt and Kerry Fox in Jane Campion's ''An Angel at My Table,'' one of the presentations of the 28th New York Film Festival. (The Film Society of Lincoln Center)</w:t>
+        <w:t>DRAWING (DRAWING BY RADIO)</w:t>
       </w:r>
     </w:p>
     <w:sectPr>

--- a/example_articles/countries/Multiple/1.countries_Multiple_New_York_Times.docx
+++ b/example_articles/countries/Multiple/1.countries_Multiple_New_York_Times.docx
@@ -7,7 +7,9 @@
         <w:pStyle w:val="Heading1"/>
       </w:pPr>
       <w:r>
-        <w:t>How to Write a Love Letter; Tip</w:t>
+        <w:t>FILM;</w:t>
+        <w:br/>
+        <w:t>For His New Film, Hanif Kureishi Reaches for a 'Beautiful Laundrette'</w:t>
       </w:r>
     </w:p>
     <w:p>
@@ -17,22 +19,22 @@
     </w:p>
     <w:p>
       <w:r>
-        <w:t>Date: 2017-09-01</w:t>
+        <w:t>Date: 1992-08-02</w:t>
       </w:r>
     </w:p>
     <w:p>
       <w:r>
-        <w:t>Section: MAGAZINE</w:t>
+        <w:t>Section: Section 2;; Section 2; Page 16; Column 3; Arts &amp; Leisure Desk; Column 3;; Biography</w:t>
       </w:r>
     </w:p>
     <w:p>
       <w:r>
-        <w:t>Source file: NYT/16.DOCX</w:t>
+        <w:t>Source file: NYT/52.DOCX</w:t>
       </w:r>
     </w:p>
     <w:p>
       <w:r>
-        <w:t>Raw locations result, 'locations': ['Italy', 'Canada']</w:t>
+        <w:t>Raw locations result, 'locations': ['England', 'United Kingdom']</w:t>
       </w:r>
     </w:p>
     <w:p>
@@ -49,19 +51,57 @@
     </w:p>
     <w:p>
       <w:r>
-        <w:t>''You need a minimum of one hour,'' says Sonia Cancian, an assistant professor of history at Zayed University in Dubai. Find a quiet place away from distractions and spend time just thinking about what you want to communicate. ''A letter has a remarkable way of transpiring feelings, emotions, honesty, sincerity and authenticity,'' says Cancian, who insists on the singular power of a love letter even in the era of more immediate communication methods like video chat or texting.</w:t>
+        <w:t>In a large house in Notting Hill a stately white mansion that has obviously seen better days -- technicians bashed a hole in the living room, trying to attach a bike to the ceiling.</w:t>
         <w:br/>
-        <w:t>You don't have to be highly educated, or a natural poet, to write about love; it is enough to be heartfelt (and a bit hyperbolic). If you feel stymied, include shared cultural references to movies, song lyrics or novels. As part of her research, Cancian reviewed roughly 450 missives sent between two young, working-­class Italian lovers between 1946 and 1949, many of them trans-­Atlantic dispatches between Venice and Mont­real that contain snippets of opera libretto.</w:t>
+        <w:t>"I wrote this scene in a pub," said Hanif Kureishi gleefully, admiring the pandemonium from the comfort of a sofa. He was clearly enjoying the trouble he had caused. The prop was for a hallucination scene in "London Kills Me," Mr. Kureishi's third screenplay and his directorial debut. The film opens in New York on Friday.</w:t>
         <w:br/>
-        <w:t>''Play with the notion of time,'' Cancian says — love letters often describe hours spent together as going quickly and hours spent apart as painfully slow. Writing about celestial bodies like constellations can help create a sense of intimacy, as if by looking skyward you can be drawn closer together by your mutual smallness against the immensity of galaxies.</w:t>
+        <w:t>Half-English, half-Pakistani, Hanif Kureishi (pronounced Ha-NEEF Ku-REE-shee) is a playwright, screenwriter, novelist, essayist. He is also a provocateur who once described England as "an intolerant, racist, homophobic, narrow-minded, authoritarian rat hole."</w:t>
         <w:br/>
-        <w:t>But don't get too spacey. ''You have to strike a balance between poetry and descriptions of everyday life,'' Cancian says. Many of the hundreds of migrant letters Cancian has studied read like diaries, chronicling the mundanity of work, meals, weather. Be specific. ''When you're in love with someone, you want to know what world surrounds them,'' Cancian says. A love-­letter author should always write for an audience of one, despite the existence of an academic profession in which reading other people's letters is so important.</w:t>
+        <w:t>Glamour, of a street-smart variety, surrounds Mr. Kureishi. He likes to affect the outlaw image: the fashionable ponytail, the black leather jacket, the beer in a bottle, not a glass.  Some in the film world call him the Spike Lee of England. Asked about the comparison, Mr. Kureishi shrugged. "We don't really have that much in common, except that he's a black man in a white society, and I'm a brown man in a white society, and we're both young."</w:t>
         <w:br/>
-        <w:t>In the post-­World War II letters Cancian researches, social mores of the time relegated sex and physical intimacy to the subtext. Today you can send erotic letters if you want, but subtlety sometimes proves more potent. ''Being very explicit about sex can take something away,'' she says. ''It leaves less to the imagination.''</w:t>
+        <w:t>In America, Mr. Kureishi, who is 37 years old, is probably best known for having written "My Beautiful Laundrette," a film that seemed to come out of nowhere, a splattered cinematic canvas of Asian immigrant London circa mid-Thatcher. "Laundrette" was a long shot that came in first. Along with "Chariots of Fire," it is perhaps the most emblematic of all the films that Britain produced in the 80's. "Laundrette" is the flip side of the stiff-upper-lip "Chariots," showing the story of a homosexual relationship between a young Pakistani and a white Cockney who open a swank laundromat in a London slum.</w:t>
         <w:br/>
-        <w:t>Sign up for our newsletter to get the best of The New York Times Magazine delivered to your inbox every week.</w:t>
+        <w:t>"Laundrette" remains the standard for the dream product: a low-cost slice-of-life drama that found an audience all over the world. Made on a budget of $860,000, it grossed $5 million in the United States alone, which is big box office for an independent film. "Laundrette" also introduced two other talents to the American public: the director Stephen Frears, who went on to make "Dangerous Liaisons" and "The Grifters," and Daniel Day Lewis, who won the best-actor Academy Award for "My Left Foot."</w:t>
         <w:br/>
-        <w:t>DRAWING (DRAWING BY RADIO)</w:t>
+        <w:t>But neither of these big names is involved with "London Kills Me"; Mr. Kureishi was on his own. He gazed up at the ominous-looking hole. "What if the ceiling falls in?" he asked one of the technicians.</w:t>
+        <w:br/>
+        <w:t>"I've got a dustpan and brush downstairs, Hanif."</w:t>
+        <w:br/>
+        <w:t>Mr. Kureishi smiled at the joke. Orson Welles once called film making the greatest toy-train set in the world, and Mr. Kureishi was obviously relishing his new toy. Some years ago, when he was asked if he had any aspirations to direct, he replied, "No, it's too bloody difficult, too much organization. All of those people you have to be nice to. It's a strain." But here he was, on the second day of a scheduled 38-day shoot, being nice to people, organized, dealing with the strain.</w:t>
+        <w:br/>
+        <w:t>The cast of unknowns were mostly in their early 20's, and they treated the quiet Mr. Kureishi as a hip, friendly teacher, or maybe an older brother. He doesn't look like a film director; short and compactly built, he has long black hair and gentle, soft black eyes. His face is angelic, but he is slow to smile and slower to laugh, often affecting the kind of puzzled expression and crooked grin one sees in pouting children and hurt dogs.</w:t>
+        <w:br/>
+        <w:t>Not everything Mr. Kureishi has written, ranging from stage plays and screenplays to essays, stories and a novel, has been a striking success, but the title of his new film is certainly ironic in light of his own career. London hasn't killed Mr. Kureishi at all -- it has practically fallen at his feet. After the critical and commercial success of "Laundrette" (which earned him an Oscar nomination for best original screenplay), he was given an artistic blank check for his next film, "Sammy and Rosie Get Laid" (1987), which explored conservatism's collision with sexual liberation.</w:t>
+        <w:br/>
+        <w:t>Although the movie was a commercial and critical failure, it further established Mr. Kureishi as a writer of vision. He has consistently challenged the Merchant Ivory-Masterpiece Theater view of England as a country of white people with good accents eating strawberries, playing cricket and going fox hunting. Mr. Kureishi's England is a land of immigrants, gays, punks, drug dealers and race riots. His novel, "The Buddha of Suburbia," depicts an England unsure of how to assimilate its immigrants -- and immigrants unsure whether they want to be assimilated. The book has been translated into 23 languages.</w:t>
+        <w:br/>
+        <w:t>"London Kills Me," unlike Mr. Kureishi's other screenplays, doesn't feature race as an issue; the film is about a young white street urchin called Clint Eastwood who meets up with a gang of white drug dealers and moves into a squat, or house, with them in Notting Hill. Clint wants to go straight but needs a pair of shoes to get a job. "About two years ago, I met this guy in Notting Hill who didn't have a pair of shoes," Mr. Kureishi explained. "He'd stolen a pair from someone in his squat, but they'd found out, so he had to give them back. It seemed sort of funny and pathetic to me -- that all he needed was a pair of shoes."</w:t>
+        <w:br/>
+        <w:t>But the film is not about footware. "Drugs are high-risk capitalism," the director said, speaking the kind of lines he is apt to give his characters. "Ecstasy was the ultimate Thatcherite drug, because you could get blissed out on the weekend and still go to work Monday morning. Not like LSD. The kids around Portobello Road are into the 60's scene without the politics, just the culture. It's all about hedonism. The squatting scene is massive. So it was those two themes -- of young homelessness and drugs -- that came together in the film."</w:t>
+        <w:br/>
+        <w:t>The house the producers found is a former meditation center about to undergo complete renovation. "London Kills Me" turned it into a cinematic squat, with unintelligible graffiti spray-painted on the walls, mirrors smashed, the carpets trashed. Budgeted at $3 million, the production is clearly on the low end of the scale.</w:t>
+        <w:br/>
+        <w:t>"People will probably say the film is arrogant," Mr. Kureishi said. What do critics say about him? "His eagerness to shock is almost endearing," wrote James Wolcott in Vanity Fair. "Kureishi is a bourgeois-basher afraid of being branded bourgeois."</w:t>
+        <w:br/>
+        <w:t>Mr. Kureishi, whose novel won the Whitbread Prize for the best British fiction debut of 1990, has been praised by his friend Salman Rushdie, but, like Mr. Rushdie, he is not the most admired writer in the British Asian community. The loudest critics of "My Beautiful Laundrette" were Asians. In New York, members of the Pakistani Action Committee, angry about the film's depiction of their fellow nationals, picketed its release, waving placards with such slogans as " 'My Beautiful Laundrette' is the creation of a sick and perverted mind."</w:t>
+        <w:br/>
+        <w:t>Although Muslim characters are written about sympathetically in his novel, Mr. Kureishi said that he was brought up as an atheist. Born in 1954 to a working-class English mother and a middle-class Pakistani journalist, he grew up in the south London middle-class suburb of Bromley. "I was brought up really as an English child," he said. "My father was very Westernized -- he wasn't a practicing Muslim, for example, didn't believe in arranged marriages or practices that would have conflicted with what was around us. I wasn't influenced by Asian culture at all."</w:t>
+        <w:br/>
+        <w:t>There were few Asians in the Bromley area then. "It was a very worrying time," said Mr. Kureishi's father, Rafiushan, in an interview during the shooting of "London Kills Me." (Rafiushan Kureishi died last January.) "The English nature is to not say anything openly, but to keep it under. But people became outspoken about race -- they gave you a hassle when you went out." The senior Kureishi, perhaps his son's greatest champion, remembered the young Hanif as being "very difficult and extremely rude at times. He could be very arrogant."</w:t>
+        <w:br/>
+        <w:t>Having come of age in the late 60's, the director has put that era's anti-authoritarian sensibility into much of his work. The land squatters in "Sammy and Rosie" could be living in a 60's commune. Characters speak as if they're in a psychedelic Roger Corman film ("This stuff will chill you, man. Just tip it on your tongue . . . .") And the drug dealers in "London Kills Me" could have been Ken Kesey's Merry Pranksters hot off the bus.</w:t>
+        <w:br/>
+        <w:t>Of his new film, Mr. Kureishi said, "There'll be a lot of people who'll be expecting something which is much bigger and more complicated, I suppose, more ambitious."</w:t>
+        <w:br/>
+        <w:t>Faltering ambition has never been a problem with Mr. Kureishi. These days, however, following his father's death and a bout with back problems, he has decided to travel and take it easy for a while. Although he has no new projects planned, he has written a four-hour television adaptation of "The Buddha of Suburbia," which the BBC plans to film in September. This time, though, he is content to let someone else direct.</w:t>
+        <w:br/>
+        <w:br/>
+        <w:t>Graphic</w:t>
+        <w:br/>
+        <w:br/>
+        <w:t xml:space="preserve"> </w:t>
+        <w:br/>
+        <w:t>Photos: Emer McCourt, left, and Steven Mackintosh in "London Kills Me"--The themes of drugs and homeless young people come together. Hanif Kureishi during the filming of "London Kills Me." (Photographs by New Line Cinema)</w:t>
       </w:r>
     </w:p>
     <w:sectPr>

--- a/example_articles/countries/Multiple/1.countries_Multiple_New_York_Times.docx
+++ b/example_articles/countries/Multiple/1.countries_Multiple_New_York_Times.docx
@@ -7,9 +7,7 @@
         <w:pStyle w:val="Heading1"/>
       </w:pPr>
       <w:r>
-        <w:t>FILM;</w:t>
-        <w:br/>
-        <w:t>For His New Film, Hanif Kureishi Reaches for a 'Beautiful Laundrette'</w:t>
+        <w:t>How to Write a Love Letter; Tip</w:t>
       </w:r>
     </w:p>
     <w:p>
@@ -19,22 +17,22 @@
     </w:p>
     <w:p>
       <w:r>
-        <w:t>Date: 1992-08-02</w:t>
+        <w:t>Date: 2017-09-01</w:t>
       </w:r>
     </w:p>
     <w:p>
       <w:r>
-        <w:t>Section: Section 2;; Section 2; Page 16; Column 3; Arts &amp; Leisure Desk; Column 3;; Biography</w:t>
+        <w:t>Section: MAGAZINE</w:t>
       </w:r>
     </w:p>
     <w:p>
       <w:r>
-        <w:t>Source file: NYT/52.DOCX</w:t>
+        <w:t>Source file: NYT/16.DOCX</w:t>
       </w:r>
     </w:p>
     <w:p>
       <w:r>
-        <w:t>Raw locations result, 'locations': ['England', 'United Kingdom']</w:t>
+        <w:t>Raw locations result, 'locations': ['Italy', 'Canada']</w:t>
       </w:r>
     </w:p>
     <w:p>
@@ -51,57 +49,19 @@
     </w:p>
     <w:p>
       <w:r>
-        <w:t>In a large house in Notting Hill a stately white mansion that has obviously seen better days -- technicians bashed a hole in the living room, trying to attach a bike to the ceiling.</w:t>
+        <w:t>''You need a minimum of one hour,'' says Sonia Cancian, an assistant professor of history at Zayed University in Dubai. Find a quiet place away from distractions and spend time just thinking about what you want to communicate. ''A letter has a remarkable way of transpiring feelings, emotions, honesty, sincerity and authenticity,'' says Cancian, who insists on the singular power of a love letter even in the era of more immediate communication methods like video chat or texting.</w:t>
         <w:br/>
-        <w:t>"I wrote this scene in a pub," said Hanif Kureishi gleefully, admiring the pandemonium from the comfort of a sofa. He was clearly enjoying the trouble he had caused. The prop was for a hallucination scene in "London Kills Me," Mr. Kureishi's third screenplay and his directorial debut. The film opens in New York on Friday.</w:t>
+        <w:t>You don't have to be highly educated, or a natural poet, to write about love; it is enough to be heartfelt (and a bit hyperbolic). If you feel stymied, include shared cultural references to movies, song lyrics or novels. As part of her research, Cancian reviewed roughly 450 missives sent between two young, working-­class Italian lovers between 1946 and 1949, many of them trans-­Atlantic dispatches between Venice and Mont­real that contain snippets of opera libretto.</w:t>
         <w:br/>
-        <w:t>Half-English, half-Pakistani, Hanif Kureishi (pronounced Ha-NEEF Ku-REE-shee) is a playwright, screenwriter, novelist, essayist. He is also a provocateur who once described England as "an intolerant, racist, homophobic, narrow-minded, authoritarian rat hole."</w:t>
+        <w:t>''Play with the notion of time,'' Cancian says — love letters often describe hours spent together as going quickly and hours spent apart as painfully slow. Writing about celestial bodies like constellations can help create a sense of intimacy, as if by looking skyward you can be drawn closer together by your mutual smallness against the immensity of galaxies.</w:t>
         <w:br/>
-        <w:t>Glamour, of a street-smart variety, surrounds Mr. Kureishi. He likes to affect the outlaw image: the fashionable ponytail, the black leather jacket, the beer in a bottle, not a glass.  Some in the film world call him the Spike Lee of England. Asked about the comparison, Mr. Kureishi shrugged. "We don't really have that much in common, except that he's a black man in a white society, and I'm a brown man in a white society, and we're both young."</w:t>
+        <w:t>But don't get too spacey. ''You have to strike a balance between poetry and descriptions of everyday life,'' Cancian says. Many of the hundreds of migrant letters Cancian has studied read like diaries, chronicling the mundanity of work, meals, weather. Be specific. ''When you're in love with someone, you want to know what world surrounds them,'' Cancian says. A love-­letter author should always write for an audience of one, despite the existence of an academic profession in which reading other people's letters is so important.</w:t>
         <w:br/>
-        <w:t>In America, Mr. Kureishi, who is 37 years old, is probably best known for having written "My Beautiful Laundrette," a film that seemed to come out of nowhere, a splattered cinematic canvas of Asian immigrant London circa mid-Thatcher. "Laundrette" was a long shot that came in first. Along with "Chariots of Fire," it is perhaps the most emblematic of all the films that Britain produced in the 80's. "Laundrette" is the flip side of the stiff-upper-lip "Chariots," showing the story of a homosexual relationship between a young Pakistani and a white Cockney who open a swank laundromat in a London slum.</w:t>
+        <w:t>In the post-­World War II letters Cancian researches, social mores of the time relegated sex and physical intimacy to the subtext. Today you can send erotic letters if you want, but subtlety sometimes proves more potent. ''Being very explicit about sex can take something away,'' she says. ''It leaves less to the imagination.''</w:t>
         <w:br/>
-        <w:t>"Laundrette" remains the standard for the dream product: a low-cost slice-of-life drama that found an audience all over the world. Made on a budget of $860,000, it grossed $5 million in the United States alone, which is big box office for an independent film. "Laundrette" also introduced two other talents to the American public: the director Stephen Frears, who went on to make "Dangerous Liaisons" and "The Grifters," and Daniel Day Lewis, who won the best-actor Academy Award for "My Left Foot."</w:t>
+        <w:t>Sign up for our newsletter to get the best of The New York Times Magazine delivered to your inbox every week.</w:t>
         <w:br/>
-        <w:t>But neither of these big names is involved with "London Kills Me"; Mr. Kureishi was on his own. He gazed up at the ominous-looking hole. "What if the ceiling falls in?" he asked one of the technicians.</w:t>
-        <w:br/>
-        <w:t>"I've got a dustpan and brush downstairs, Hanif."</w:t>
-        <w:br/>
-        <w:t>Mr. Kureishi smiled at the joke. Orson Welles once called film making the greatest toy-train set in the world, and Mr. Kureishi was obviously relishing his new toy. Some years ago, when he was asked if he had any aspirations to direct, he replied, "No, it's too bloody difficult, too much organization. All of those people you have to be nice to. It's a strain." But here he was, on the second day of a scheduled 38-day shoot, being nice to people, organized, dealing with the strain.</w:t>
-        <w:br/>
-        <w:t>The cast of unknowns were mostly in their early 20's, and they treated the quiet Mr. Kureishi as a hip, friendly teacher, or maybe an older brother. He doesn't look like a film director; short and compactly built, he has long black hair and gentle, soft black eyes. His face is angelic, but he is slow to smile and slower to laugh, often affecting the kind of puzzled expression and crooked grin one sees in pouting children and hurt dogs.</w:t>
-        <w:br/>
-        <w:t>Not everything Mr. Kureishi has written, ranging from stage plays and screenplays to essays, stories and a novel, has been a striking success, but the title of his new film is certainly ironic in light of his own career. London hasn't killed Mr. Kureishi at all -- it has practically fallen at his feet. After the critical and commercial success of "Laundrette" (which earned him an Oscar nomination for best original screenplay), he was given an artistic blank check for his next film, "Sammy and Rosie Get Laid" (1987), which explored conservatism's collision with sexual liberation.</w:t>
-        <w:br/>
-        <w:t>Although the movie was a commercial and critical failure, it further established Mr. Kureishi as a writer of vision. He has consistently challenged the Merchant Ivory-Masterpiece Theater view of England as a country of white people with good accents eating strawberries, playing cricket and going fox hunting. Mr. Kureishi's England is a land of immigrants, gays, punks, drug dealers and race riots. His novel, "The Buddha of Suburbia," depicts an England unsure of how to assimilate its immigrants -- and immigrants unsure whether they want to be assimilated. The book has been translated into 23 languages.</w:t>
-        <w:br/>
-        <w:t>"London Kills Me," unlike Mr. Kureishi's other screenplays, doesn't feature race as an issue; the film is about a young white street urchin called Clint Eastwood who meets up with a gang of white drug dealers and moves into a squat, or house, with them in Notting Hill. Clint wants to go straight but needs a pair of shoes to get a job. "About two years ago, I met this guy in Notting Hill who didn't have a pair of shoes," Mr. Kureishi explained. "He'd stolen a pair from someone in his squat, but they'd found out, so he had to give them back. It seemed sort of funny and pathetic to me -- that all he needed was a pair of shoes."</w:t>
-        <w:br/>
-        <w:t>But the film is not about footware. "Drugs are high-risk capitalism," the director said, speaking the kind of lines he is apt to give his characters. "Ecstasy was the ultimate Thatcherite drug, because you could get blissed out on the weekend and still go to work Monday morning. Not like LSD. The kids around Portobello Road are into the 60's scene without the politics, just the culture. It's all about hedonism. The squatting scene is massive. So it was those two themes -- of young homelessness and drugs -- that came together in the film."</w:t>
-        <w:br/>
-        <w:t>The house the producers found is a former meditation center about to undergo complete renovation. "London Kills Me" turned it into a cinematic squat, with unintelligible graffiti spray-painted on the walls, mirrors smashed, the carpets trashed. Budgeted at $3 million, the production is clearly on the low end of the scale.</w:t>
-        <w:br/>
-        <w:t>"People will probably say the film is arrogant," Mr. Kureishi said. What do critics say about him? "His eagerness to shock is almost endearing," wrote James Wolcott in Vanity Fair. "Kureishi is a bourgeois-basher afraid of being branded bourgeois."</w:t>
-        <w:br/>
-        <w:t>Mr. Kureishi, whose novel won the Whitbread Prize for the best British fiction debut of 1990, has been praised by his friend Salman Rushdie, but, like Mr. Rushdie, he is not the most admired writer in the British Asian community. The loudest critics of "My Beautiful Laundrette" were Asians. In New York, members of the Pakistani Action Committee, angry about the film's depiction of their fellow nationals, picketed its release, waving placards with such slogans as " 'My Beautiful Laundrette' is the creation of a sick and perverted mind."</w:t>
-        <w:br/>
-        <w:t>Although Muslim characters are written about sympathetically in his novel, Mr. Kureishi said that he was brought up as an atheist. Born in 1954 to a working-class English mother and a middle-class Pakistani journalist, he grew up in the south London middle-class suburb of Bromley. "I was brought up really as an English child," he said. "My father was very Westernized -- he wasn't a practicing Muslim, for example, didn't believe in arranged marriages or practices that would have conflicted with what was around us. I wasn't influenced by Asian culture at all."</w:t>
-        <w:br/>
-        <w:t>There were few Asians in the Bromley area then. "It was a very worrying time," said Mr. Kureishi's father, Rafiushan, in an interview during the shooting of "London Kills Me." (Rafiushan Kureishi died last January.) "The English nature is to not say anything openly, but to keep it under. But people became outspoken about race -- they gave you a hassle when you went out." The senior Kureishi, perhaps his son's greatest champion, remembered the young Hanif as being "very difficult and extremely rude at times. He could be very arrogant."</w:t>
-        <w:br/>
-        <w:t>Having come of age in the late 60's, the director has put that era's anti-authoritarian sensibility into much of his work. The land squatters in "Sammy and Rosie" could be living in a 60's commune. Characters speak as if they're in a psychedelic Roger Corman film ("This stuff will chill you, man. Just tip it on your tongue . . . .") And the drug dealers in "London Kills Me" could have been Ken Kesey's Merry Pranksters hot off the bus.</w:t>
-        <w:br/>
-        <w:t>Of his new film, Mr. Kureishi said, "There'll be a lot of people who'll be expecting something which is much bigger and more complicated, I suppose, more ambitious."</w:t>
-        <w:br/>
-        <w:t>Faltering ambition has never been a problem with Mr. Kureishi. These days, however, following his father's death and a bout with back problems, he has decided to travel and take it easy for a while. Although he has no new projects planned, he has written a four-hour television adaptation of "The Buddha of Suburbia," which the BBC plans to film in September. This time, though, he is content to let someone else direct.</w:t>
-        <w:br/>
-        <w:br/>
-        <w:t>Graphic</w:t>
-        <w:br/>
-        <w:br/>
-        <w:t xml:space="preserve"> </w:t>
-        <w:br/>
-        <w:t>Photos: Emer McCourt, left, and Steven Mackintosh in "London Kills Me"--The themes of drugs and homeless young people come together. Hanif Kureishi during the filming of "London Kills Me." (Photographs by New Line Cinema)</w:t>
+        <w:t>DRAWING (DRAWING BY RADIO)</w:t>
       </w:r>
     </w:p>
     <w:sectPr>
